--- a/Dokumentáció/Fejlesztoisablon.docx
+++ b/Dokumentáció/Fejlesztoisablon.docx
@@ -6740,191 +6740,15 @@
       <w:pPr>
         <w:ind w:firstLine="0"/>
       </w:pPr>
-      <w:r>
-        <w:lastRenderedPageBreak/>
-        <w:drawing>
-          <wp:anchor distT="0" distB="0" distL="114300" distR="114300" simplePos="0" relativeHeight="251683840" behindDoc="0" locked="0" layoutInCell="1" allowOverlap="1" wp14:anchorId="1C6B03FB" wp14:editId="4968C3C5">
-            <wp:simplePos x="0" y="0"/>
-            <wp:positionH relativeFrom="margin">
-              <wp:align>center</wp:align>
-            </wp:positionH>
-            <wp:positionV relativeFrom="paragraph">
-              <wp:posOffset>5771791</wp:posOffset>
-            </wp:positionV>
-            <wp:extent cx="3654425" cy="2599690"/>
-            <wp:effectExtent l="0" t="0" r="3175" b="0"/>
-            <wp:wrapTopAndBottom/>
-            <wp:docPr id="21" name="Kép 21"/>
-            <wp:cNvGraphicFramePr>
-              <a:graphicFrameLocks xmlns:a="http://schemas.openxmlformats.org/drawingml/2006/main" noChangeAspect="1"/>
-            </wp:cNvGraphicFramePr>
-            <a:graphic xmlns:a="http://schemas.openxmlformats.org/drawingml/2006/main">
-              <a:graphicData uri="http://schemas.openxmlformats.org/drawingml/2006/picture">
-                <pic:pic xmlns:pic="http://schemas.openxmlformats.org/drawingml/2006/picture">
-                  <pic:nvPicPr>
-                    <pic:cNvPr id="1" name=""/>
-                    <pic:cNvPicPr/>
-                  </pic:nvPicPr>
-                  <pic:blipFill rotWithShape="1">
-                    <a:blip r:embed="rId21">
-                      <a:extLst>
-                        <a:ext uri="{28A0092B-C50C-407E-A947-70E740481C1C}">
-                          <a14:useLocalDpi xmlns:a14="http://schemas.microsoft.com/office/drawing/2010/main" val="0"/>
-                        </a:ext>
-                      </a:extLst>
-                    </a:blip>
-                    <a:srcRect b="6771"/>
-                    <a:stretch/>
-                  </pic:blipFill>
-                  <pic:spPr bwMode="auto">
-                    <a:xfrm>
-                      <a:off x="0" y="0"/>
-                      <a:ext cx="3654425" cy="2599690"/>
-                    </a:xfrm>
-                    <a:prstGeom prst="rect">
-                      <a:avLst/>
-                    </a:prstGeom>
-                    <a:ln>
-                      <a:noFill/>
-                    </a:ln>
-                    <a:extLst>
-                      <a:ext uri="{53640926-AAD7-44D8-BBD7-CCE9431645EC}">
-                        <a14:shadowObscured xmlns:a14="http://schemas.microsoft.com/office/drawing/2010/main"/>
-                      </a:ext>
-                    </a:extLst>
-                  </pic:spPr>
-                </pic:pic>
-              </a:graphicData>
-            </a:graphic>
-            <wp14:sizeRelH relativeFrom="margin">
-              <wp14:pctWidth>0</wp14:pctWidth>
-            </wp14:sizeRelH>
-            <wp14:sizeRelV relativeFrom="margin">
-              <wp14:pctHeight>0</wp14:pctHeight>
-            </wp14:sizeRelV>
-          </wp:anchor>
-        </w:drawing>
-      </w:r>
-      <w:r>
-        <w:drawing>
-          <wp:anchor distT="0" distB="0" distL="114300" distR="114300" simplePos="0" relativeHeight="251681792" behindDoc="0" locked="0" layoutInCell="1" allowOverlap="1" wp14:anchorId="02F745AB" wp14:editId="6005DAF8">
-            <wp:simplePos x="0" y="0"/>
-            <wp:positionH relativeFrom="page">
-              <wp:align>center</wp:align>
-            </wp:positionH>
-            <wp:positionV relativeFrom="paragraph">
-              <wp:posOffset>0</wp:posOffset>
-            </wp:positionV>
-            <wp:extent cx="2828925" cy="2821940"/>
-            <wp:effectExtent l="0" t="0" r="9525" b="0"/>
-            <wp:wrapTopAndBottom/>
-            <wp:docPr id="19" name="Kép 19"/>
-            <wp:cNvGraphicFramePr>
-              <a:graphicFrameLocks xmlns:a="http://schemas.openxmlformats.org/drawingml/2006/main" noChangeAspect="1"/>
-            </wp:cNvGraphicFramePr>
-            <a:graphic xmlns:a="http://schemas.openxmlformats.org/drawingml/2006/main">
-              <a:graphicData uri="http://schemas.openxmlformats.org/drawingml/2006/picture">
-                <pic:pic xmlns:pic="http://schemas.openxmlformats.org/drawingml/2006/picture">
-                  <pic:nvPicPr>
-                    <pic:cNvPr id="1" name=""/>
-                    <pic:cNvPicPr/>
-                  </pic:nvPicPr>
-                  <pic:blipFill>
-                    <a:blip r:embed="rId22">
-                      <a:extLst>
-                        <a:ext uri="{28A0092B-C50C-407E-A947-70E740481C1C}">
-                          <a14:useLocalDpi xmlns:a14="http://schemas.microsoft.com/office/drawing/2010/main" val="0"/>
-                        </a:ext>
-                      </a:extLst>
-                    </a:blip>
-                    <a:stretch>
-                      <a:fillRect/>
-                    </a:stretch>
-                  </pic:blipFill>
-                  <pic:spPr>
-                    <a:xfrm>
-                      <a:off x="0" y="0"/>
-                      <a:ext cx="2828925" cy="2821940"/>
-                    </a:xfrm>
-                    <a:prstGeom prst="rect">
-                      <a:avLst/>
-                    </a:prstGeom>
-                  </pic:spPr>
-                </pic:pic>
-              </a:graphicData>
-            </a:graphic>
-            <wp14:sizeRelH relativeFrom="margin">
-              <wp14:pctWidth>0</wp14:pctWidth>
-            </wp14:sizeRelH>
-            <wp14:sizeRelV relativeFrom="margin">
-              <wp14:pctHeight>0</wp14:pctHeight>
-            </wp14:sizeRelV>
-          </wp:anchor>
-        </w:drawing>
-      </w:r>
-      <w:r>
-        <w:drawing>
-          <wp:anchor distT="0" distB="0" distL="114300" distR="114300" simplePos="0" relativeHeight="251682816" behindDoc="0" locked="0" layoutInCell="1" allowOverlap="1" wp14:anchorId="3C3DD532" wp14:editId="63669171">
-            <wp:simplePos x="0" y="0"/>
-            <wp:positionH relativeFrom="margin">
-              <wp:align>center</wp:align>
-            </wp:positionH>
-            <wp:positionV relativeFrom="paragraph">
-              <wp:posOffset>2938145</wp:posOffset>
-            </wp:positionV>
-            <wp:extent cx="3389630" cy="2638425"/>
-            <wp:effectExtent l="0" t="0" r="1270" b="9525"/>
-            <wp:wrapTopAndBottom/>
-            <wp:docPr id="20" name="Kép 20"/>
-            <wp:cNvGraphicFramePr>
-              <a:graphicFrameLocks xmlns:a="http://schemas.openxmlformats.org/drawingml/2006/main" noChangeAspect="1"/>
-            </wp:cNvGraphicFramePr>
-            <a:graphic xmlns:a="http://schemas.openxmlformats.org/drawingml/2006/main">
-              <a:graphicData uri="http://schemas.openxmlformats.org/drawingml/2006/picture">
-                <pic:pic xmlns:pic="http://schemas.openxmlformats.org/drawingml/2006/picture">
-                  <pic:nvPicPr>
-                    <pic:cNvPr id="1" name=""/>
-                    <pic:cNvPicPr/>
-                  </pic:nvPicPr>
-                  <pic:blipFill>
-                    <a:blip r:embed="rId23">
-                      <a:extLst>
-                        <a:ext uri="{28A0092B-C50C-407E-A947-70E740481C1C}">
-                          <a14:useLocalDpi xmlns:a14="http://schemas.microsoft.com/office/drawing/2010/main" val="0"/>
-                        </a:ext>
-                      </a:extLst>
-                    </a:blip>
-                    <a:stretch>
-                      <a:fillRect/>
-                    </a:stretch>
-                  </pic:blipFill>
-                  <pic:spPr>
-                    <a:xfrm>
-                      <a:off x="0" y="0"/>
-                      <a:ext cx="3389630" cy="2638425"/>
-                    </a:xfrm>
-                    <a:prstGeom prst="rect">
-                      <a:avLst/>
-                    </a:prstGeom>
-                  </pic:spPr>
-                </pic:pic>
-              </a:graphicData>
-            </a:graphic>
-            <wp14:sizeRelH relativeFrom="margin">
-              <wp14:pctWidth>0</wp14:pctWidth>
-            </wp14:sizeRelH>
-            <wp14:sizeRelV relativeFrom="margin">
-              <wp14:pctHeight>0</wp14:pctHeight>
-            </wp14:sizeRelV>
-          </wp:anchor>
-        </w:drawing>
-      </w:r>
     </w:p>
     <w:p>
       <w:pPr>
         <w:ind w:firstLine="0"/>
       </w:pPr>
       <w:r>
+        <w:rPr>
+          <w:noProof/>
+        </w:rPr>
         <w:lastRenderedPageBreak/>
         <w:drawing>
           <wp:anchor distT="0" distB="0" distL="114300" distR="114300" simplePos="0" relativeHeight="251679744" behindDoc="0" locked="0" layoutInCell="1" allowOverlap="1" wp14:anchorId="3445CE9C" wp14:editId="2A23E172">
@@ -6958,7 +6782,7 @@
                     <pic:cNvPicPr/>
                   </pic:nvPicPr>
                   <pic:blipFill>
-                    <a:blip r:embed="rId24">
+                    <a:blip r:embed="rId21">
                       <a:extLst>
                         <a:ext uri="{28A0092B-C50C-407E-A947-70E740481C1C}">
                           <a14:useLocalDpi xmlns:a14="http://schemas.microsoft.com/office/drawing/2010/main" val="0"/>
@@ -7018,15 +6842,25 @@
       <w:pPr>
         <w:ind w:firstLine="0"/>
       </w:pPr>
-      <w:r>
+    </w:p>
+    <w:p>
+      <w:pPr>
+        <w:spacing w:line="259" w:lineRule="auto"/>
+        <w:ind w:firstLine="0"/>
+        <w:jc w:val="left"/>
+      </w:pPr>
+      <w:r>
+        <w:rPr>
+          <w:noProof/>
+        </w:rPr>
         <w:drawing>
-          <wp:anchor distT="0" distB="0" distL="114300" distR="114300" simplePos="0" relativeHeight="251680768" behindDoc="0" locked="0" layoutInCell="1" allowOverlap="1" wp14:anchorId="172557D4" wp14:editId="42BD7762">
+          <wp:anchor distT="0" distB="0" distL="114300" distR="114300" simplePos="0" relativeHeight="251680768" behindDoc="0" locked="0" layoutInCell="1" allowOverlap="1" wp14:anchorId="172557D4" wp14:editId="4BAA98E7">
             <wp:simplePos x="0" y="0"/>
             <wp:positionH relativeFrom="page">
               <wp:align>center</wp:align>
             </wp:positionH>
             <wp:positionV relativeFrom="paragraph">
-              <wp:posOffset>3460750</wp:posOffset>
+              <wp:posOffset>3125792</wp:posOffset>
             </wp:positionV>
             <wp:extent cx="2320290" cy="3989070"/>
             <wp:effectExtent l="0" t="0" r="3810" b="0"/>
@@ -7051,7 +6885,7 @@
                     <pic:cNvPicPr/>
                   </pic:nvPicPr>
                   <pic:blipFill>
-                    <a:blip r:embed="rId25">
+                    <a:blip r:embed="rId22">
                       <a:extLst>
                         <a:ext uri="{28A0092B-C50C-407E-A947-70E740481C1C}">
                           <a14:useLocalDpi xmlns:a14="http://schemas.microsoft.com/office/drawing/2010/main" val="0"/>
@@ -7083,7 +6917,356 @@
           </wp:anchor>
         </w:drawing>
       </w:r>
-    </w:p>
+      <w:r>
+        <w:br w:type="page"/>
+      </w:r>
+    </w:p>
+    <w:p>
+      <w:pPr>
+        <w:pStyle w:val="Cmsor1"/>
+      </w:pPr>
+      <w:r>
+        <w:lastRenderedPageBreak/>
+        <w:t>Projektmenedzsment</w:t>
+      </w:r>
+    </w:p>
+    <w:p>
+      <w:pPr>
+        <w:pStyle w:val="Cmsor2"/>
+        <w:rPr>
+          <w:rStyle w:val="Cmsor2Char"/>
+        </w:rPr>
+      </w:pPr>
+      <w:r>
+        <w:rPr>
+          <w:rStyle w:val="Cmsor2Char"/>
+        </w:rPr>
+        <w:t>Jira</w:t>
+      </w:r>
+    </w:p>
+    <w:p>
+      <w:pPr>
+        <w:ind w:firstLine="0"/>
+      </w:pPr>
+      <w:r>
+        <w:t>A Jira egy széles körben használt projektmenedzsment és hibakövető rendszer. Lehetővé teszi a feladatok, hibák és fejlesztési igények nyomon követését, priorizálását és státusz szerinti kezelését.</w:t>
+      </w:r>
+    </w:p>
+    <w:p>
+      <w:pPr>
+        <w:ind w:firstLine="0"/>
+      </w:pPr>
+      <w:r>
+        <w:drawing>
+          <wp:anchor distT="0" distB="0" distL="114300" distR="114300" simplePos="0" relativeHeight="251684864" behindDoc="0" locked="0" layoutInCell="1" allowOverlap="1" wp14:anchorId="208740CE" wp14:editId="39BC9145">
+            <wp:simplePos x="0" y="0"/>
+            <wp:positionH relativeFrom="margin">
+              <wp:align>center</wp:align>
+            </wp:positionH>
+            <wp:positionV relativeFrom="paragraph">
+              <wp:posOffset>1343660</wp:posOffset>
+            </wp:positionV>
+            <wp:extent cx="3181985" cy="2970530"/>
+            <wp:effectExtent l="0" t="0" r="0" b="1270"/>
+            <wp:wrapTopAndBottom/>
+            <wp:docPr id="5" name="Kép 5"/>
+            <wp:cNvGraphicFramePr>
+              <a:graphicFrameLocks xmlns:a="http://schemas.openxmlformats.org/drawingml/2006/main" noChangeAspect="1"/>
+            </wp:cNvGraphicFramePr>
+            <a:graphic xmlns:a="http://schemas.openxmlformats.org/drawingml/2006/main">
+              <a:graphicData uri="http://schemas.openxmlformats.org/drawingml/2006/picture">
+                <pic:pic xmlns:pic="http://schemas.openxmlformats.org/drawingml/2006/picture">
+                  <pic:nvPicPr>
+                    <pic:cNvPr id="1" name=""/>
+                    <pic:cNvPicPr/>
+                  </pic:nvPicPr>
+                  <pic:blipFill>
+                    <a:blip r:embed="rId23" cstate="print">
+                      <a:extLst>
+                        <a:ext uri="{28A0092B-C50C-407E-A947-70E740481C1C}">
+                          <a14:useLocalDpi xmlns:a14="http://schemas.microsoft.com/office/drawing/2010/main" val="0"/>
+                        </a:ext>
+                      </a:extLst>
+                    </a:blip>
+                    <a:stretch>
+                      <a:fillRect/>
+                    </a:stretch>
+                  </pic:blipFill>
+                  <pic:spPr>
+                    <a:xfrm>
+                      <a:off x="0" y="0"/>
+                      <a:ext cx="3181985" cy="2970530"/>
+                    </a:xfrm>
+                    <a:prstGeom prst="rect">
+                      <a:avLst/>
+                    </a:prstGeom>
+                  </pic:spPr>
+                </pic:pic>
+              </a:graphicData>
+            </a:graphic>
+            <wp14:sizeRelH relativeFrom="margin">
+              <wp14:pctWidth>0</wp14:pctWidth>
+            </wp14:sizeRelH>
+            <wp14:sizeRelV relativeFrom="margin">
+              <wp14:pctHeight>0</wp14:pctHeight>
+            </wp14:sizeRelV>
+          </wp:anchor>
+        </w:drawing>
+      </w:r>
+      <w:r>
+        <w:t>A projekt során a feladatokat ezen a felületen keresztül osztottuk el a csapattagok között. A Jira segítségével egyértelműen rögzítettük a felelősöket, határidőket és az aktuális állapotot, így mindenki átlátható módon követhette a saját és a közös munkafolyamatok előrehaladását.</w:t>
+      </w:r>
+    </w:p>
+    <w:p>
+      <w:pPr>
+        <w:ind w:firstLine="0"/>
+        <w:jc w:val="center"/>
+      </w:pPr>
+      <w:r>
+        <w:t>A projekt kezdeténél:</w:t>
+      </w:r>
+    </w:p>
+    <w:p>
+      <w:pPr>
+        <w:ind w:firstLine="0"/>
+        <w:jc w:val="center"/>
+      </w:pPr>
+      <w:r>
+        <w:drawing>
+          <wp:anchor distT="0" distB="0" distL="114300" distR="114300" simplePos="0" relativeHeight="251685888" behindDoc="0" locked="0" layoutInCell="1" allowOverlap="1" wp14:anchorId="2413DC55" wp14:editId="0B385810">
+            <wp:simplePos x="0" y="0"/>
+            <wp:positionH relativeFrom="margin">
+              <wp:align>center</wp:align>
+            </wp:positionH>
+            <wp:positionV relativeFrom="paragraph">
+              <wp:posOffset>3061524</wp:posOffset>
+            </wp:positionV>
+            <wp:extent cx="4406265" cy="2581275"/>
+            <wp:effectExtent l="0" t="0" r="0" b="9525"/>
+            <wp:wrapTopAndBottom/>
+            <wp:docPr id="7" name="Kép 7"/>
+            <wp:cNvGraphicFramePr>
+              <a:graphicFrameLocks xmlns:a="http://schemas.openxmlformats.org/drawingml/2006/main" noChangeAspect="1"/>
+            </wp:cNvGraphicFramePr>
+            <a:graphic xmlns:a="http://schemas.openxmlformats.org/drawingml/2006/main">
+              <a:graphicData uri="http://schemas.openxmlformats.org/drawingml/2006/picture">
+                <pic:pic xmlns:pic="http://schemas.openxmlformats.org/drawingml/2006/picture">
+                  <pic:nvPicPr>
+                    <pic:cNvPr id="1" name=""/>
+                    <pic:cNvPicPr/>
+                  </pic:nvPicPr>
+                  <pic:blipFill>
+                    <a:blip r:embed="rId24">
+                      <a:extLst>
+                        <a:ext uri="{28A0092B-C50C-407E-A947-70E740481C1C}">
+                          <a14:useLocalDpi xmlns:a14="http://schemas.microsoft.com/office/drawing/2010/main" val="0"/>
+                        </a:ext>
+                      </a:extLst>
+                    </a:blip>
+                    <a:stretch>
+                      <a:fillRect/>
+                    </a:stretch>
+                  </pic:blipFill>
+                  <pic:spPr>
+                    <a:xfrm>
+                      <a:off x="0" y="0"/>
+                      <a:ext cx="4406265" cy="2581275"/>
+                    </a:xfrm>
+                    <a:prstGeom prst="rect">
+                      <a:avLst/>
+                    </a:prstGeom>
+                  </pic:spPr>
+                </pic:pic>
+              </a:graphicData>
+            </a:graphic>
+            <wp14:sizeRelH relativeFrom="margin">
+              <wp14:pctWidth>0</wp14:pctWidth>
+            </wp14:sizeRelH>
+            <wp14:sizeRelV relativeFrom="margin">
+              <wp14:pctHeight>0</wp14:pctHeight>
+            </wp14:sizeRelV>
+          </wp:anchor>
+        </w:drawing>
+      </w:r>
+      <w:r>
+        <w:t>A projekt közben:</w:t>
+      </w:r>
+    </w:p>
+    <w:p>
+      <w:pPr>
+        <w:ind w:firstLine="0"/>
+        <w:jc w:val="center"/>
+      </w:pPr>
+      <w:r>
+        <w:lastRenderedPageBreak/>
+        <w:drawing>
+          <wp:anchor distT="0" distB="0" distL="114300" distR="114300" simplePos="0" relativeHeight="251686912" behindDoc="0" locked="0" layoutInCell="1" allowOverlap="1" wp14:anchorId="73004103" wp14:editId="08E44A7A">
+            <wp:simplePos x="0" y="0"/>
+            <wp:positionH relativeFrom="margin">
+              <wp:align>center</wp:align>
+            </wp:positionH>
+            <wp:positionV relativeFrom="margin">
+              <wp:posOffset>203464</wp:posOffset>
+            </wp:positionV>
+            <wp:extent cx="3148330" cy="2698115"/>
+            <wp:effectExtent l="0" t="0" r="0" b="6985"/>
+            <wp:wrapTopAndBottom/>
+            <wp:docPr id="13" name="Kép 13"/>
+            <wp:cNvGraphicFramePr>
+              <a:graphicFrameLocks xmlns:a="http://schemas.openxmlformats.org/drawingml/2006/main" noChangeAspect="1"/>
+            </wp:cNvGraphicFramePr>
+            <a:graphic xmlns:a="http://schemas.openxmlformats.org/drawingml/2006/main">
+              <a:graphicData uri="http://schemas.openxmlformats.org/drawingml/2006/picture">
+                <pic:pic xmlns:pic="http://schemas.openxmlformats.org/drawingml/2006/picture">
+                  <pic:nvPicPr>
+                    <pic:cNvPr id="1" name=""/>
+                    <pic:cNvPicPr/>
+                  </pic:nvPicPr>
+                  <pic:blipFill>
+                    <a:blip r:embed="rId25" cstate="print">
+                      <a:extLst>
+                        <a:ext uri="{28A0092B-C50C-407E-A947-70E740481C1C}">
+                          <a14:useLocalDpi xmlns:a14="http://schemas.microsoft.com/office/drawing/2010/main" val="0"/>
+                        </a:ext>
+                      </a:extLst>
+                    </a:blip>
+                    <a:stretch>
+                      <a:fillRect/>
+                    </a:stretch>
+                  </pic:blipFill>
+                  <pic:spPr>
+                    <a:xfrm>
+                      <a:off x="0" y="0"/>
+                      <a:ext cx="3148330" cy="2698115"/>
+                    </a:xfrm>
+                    <a:prstGeom prst="rect">
+                      <a:avLst/>
+                    </a:prstGeom>
+                  </pic:spPr>
+                </pic:pic>
+              </a:graphicData>
+            </a:graphic>
+            <wp14:sizeRelH relativeFrom="margin">
+              <wp14:pctWidth>0</wp14:pctWidth>
+            </wp14:sizeRelH>
+            <wp14:sizeRelV relativeFrom="margin">
+              <wp14:pctHeight>0</wp14:pctHeight>
+            </wp14:sizeRelV>
+          </wp:anchor>
+        </w:drawing>
+      </w:r>
+      <w:r>
+        <w:t>A projekt befejezésénél:</w:t>
+      </w:r>
+    </w:p>
+    <w:p>
+      <w:pPr>
+        <w:pStyle w:val="Cmsor2"/>
+      </w:pPr>
+      <w:r>
+        <w:t>Git &amp; Github</w:t>
+      </w:r>
+    </w:p>
+    <w:p>
+      <w:pPr>
+        <w:ind w:firstLine="0"/>
+      </w:pPr>
+      <w:r>
+        <w:t xml:space="preserve">A </w:t>
+      </w:r>
+      <w:r>
+        <w:rPr>
+          <w:b/>
+          <w:bCs/>
+        </w:rPr>
+        <w:t>GitHub</w:t>
+      </w:r>
+      <w:r>
+        <w:t xml:space="preserve"> egy </w:t>
+      </w:r>
+      <w:r>
+        <w:rPr>
+          <w:b/>
+          <w:bCs/>
+        </w:rPr>
+        <w:t>webalapú</w:t>
+      </w:r>
+      <w:r>
+        <w:t xml:space="preserve"> verziókezelő és együttműködési platform, amely a </w:t>
+      </w:r>
+      <w:r>
+        <w:rPr>
+          <w:b/>
+          <w:bCs/>
+        </w:rPr>
+        <w:t>Git</w:t>
+      </w:r>
+      <w:r>
+        <w:t xml:space="preserve"> rendszerre épül. Lehetővé teszi a </w:t>
+      </w:r>
+      <w:r>
+        <w:rPr>
+          <w:b/>
+          <w:bCs/>
+        </w:rPr>
+        <w:t>forráskód tárolását</w:t>
+      </w:r>
+      <w:r>
+        <w:t xml:space="preserve">, </w:t>
+      </w:r>
+      <w:r>
+        <w:rPr>
+          <w:b/>
+          <w:bCs/>
+        </w:rPr>
+        <w:t>verziókövetését</w:t>
+      </w:r>
+      <w:r>
+        <w:t xml:space="preserve">, valamint a </w:t>
+      </w:r>
+      <w:r>
+        <w:rPr>
+          <w:b/>
+          <w:bCs/>
+        </w:rPr>
+        <w:t>csapattagok közötti közös fejlesztést</w:t>
+      </w:r>
+      <w:r>
+        <w:t xml:space="preserve"> és </w:t>
+      </w:r>
+      <w:r>
+        <w:rPr>
+          <w:b/>
+          <w:bCs/>
+        </w:rPr>
+        <w:t>kódellenőrzést</w:t>
+      </w:r>
+      <w:r>
+        <w:t>.</w:t>
+      </w:r>
+    </w:p>
+    <w:p>
+      <w:pPr>
+        <w:ind w:firstLine="0"/>
+      </w:pPr>
+      <w:r>
+        <w:t xml:space="preserve">A projekt során a </w:t>
+      </w:r>
+      <w:r>
+        <w:rPr>
+          <w:b/>
+          <w:bCs/>
+        </w:rPr>
+        <w:t>GitHub</w:t>
+      </w:r>
+      <w:r>
+        <w:t xml:space="preserve"> </w:t>
+      </w:r>
+      <w:r>
+        <w:t>felületén kezeltük a teljes forráskódot, itt hoztuk létre és egyesítettük a brancheket, valamint pull requesteken keresztül végeztük a kódellenőrzést. A feladatokhoz kapcsolódó módosításokat itt dokumentáltuk, így a fejlesztési folyamat átlátható és visszakövethető maradt a csapat minden tagja számára.</w:t>
+      </w:r>
+    </w:p>
+    <w:p/>
     <w:sectPr>
       <w:footerReference w:type="default" r:id="rId26"/>
       <w:pgSz w:w="11906" w:h="16838"/>
@@ -11126,7 +11309,6 @@
   <w:style w:type="character" w:default="1" w:styleId="Bekezdsalapbettpusa">
     <w:name w:val="Default Paragraph Font"/>
     <w:uiPriority w:val="1"/>
-    <w:semiHidden/>
     <w:unhideWhenUsed/>
   </w:style>
   <w:style w:type="table" w:default="1" w:styleId="Normltblzat">

--- a/Dokumentáció/Fejlesztoisablon.docx
+++ b/Dokumentáció/Fejlesztoisablon.docx
@@ -2713,14 +2713,28 @@
         <w:t>dokumentációjáért</w:t>
       </w:r>
       <w:r>
-        <w:t xml:space="preserve"> és </w:t>
-      </w:r>
-      <w:r>
-        <w:rPr>
-          <w:b/>
-          <w:bCs/>
-        </w:rPr>
-        <w:t xml:space="preserve">bemutatásáért </w:t>
+        <w:t xml:space="preserve">, </w:t>
+      </w:r>
+      <w:r>
+        <w:rPr>
+          <w:b/>
+          <w:bCs/>
+        </w:rPr>
+        <w:t>bemutatásáért</w:t>
+      </w:r>
+      <w:r>
+        <w:rPr>
+          <w:b/>
+          <w:bCs/>
+        </w:rPr>
+        <w:t xml:space="preserve"> és teszteléséért</w:t>
+      </w:r>
+      <w:r>
+        <w:rPr>
+          <w:b/>
+          <w:bCs/>
+        </w:rPr>
+        <w:t xml:space="preserve"> </w:t>
       </w:r>
       <w:r>
         <w:t>felelt. Az ő munkája segített abban, hogy a projekt működése és felépítése könnyen érthető legyen mások számára is.</w:t>
@@ -2800,6 +2814,18 @@
         </w:numPr>
       </w:pPr>
       <w:r>
+        <w:t>Projekt tesztelése</w:t>
+      </w:r>
+    </w:p>
+    <w:p>
+      <w:pPr>
+        <w:pStyle w:val="Listaszerbekezds"/>
+        <w:numPr>
+          <w:ilvl w:val="0"/>
+          <w:numId w:val="28"/>
+        </w:numPr>
+      </w:pPr>
+      <w:r>
         <w:br w:type="page"/>
       </w:r>
     </w:p>
@@ -2836,11 +2862,99 @@
         <w:t>Chromium-alapú böngészőkben</w:t>
       </w:r>
       <w:r>
-        <w:t xml:space="preserve"> biztosított. Ide tartozik többek között a Google Chrome, a Microsoft Edge és az Opera. Más böngészőkben — például Firefoxban vagy Safari</w:t>
+        <w:t xml:space="preserve"> biztosított.</w:t>
+      </w:r>
+    </w:p>
+    <w:p>
+      <w:pPr>
+        <w:ind w:firstLine="0"/>
+      </w:pPr>
+      <w:r>
+        <w:t xml:space="preserve"> Ide tartozik</w:t>
+      </w:r>
+      <w:r>
+        <w:t xml:space="preserve"> például:</w:t>
+      </w:r>
+    </w:p>
+    <w:p>
+      <w:pPr>
+        <w:pStyle w:val="Listaszerbekezds"/>
+        <w:numPr>
+          <w:ilvl w:val="0"/>
+          <w:numId w:val="30"/>
+        </w:numPr>
+      </w:pPr>
+      <w:r>
+        <w:t>Google Chrome</w:t>
+      </w:r>
+    </w:p>
+    <w:p>
+      <w:pPr>
+        <w:pStyle w:val="Listaszerbekezds"/>
+        <w:numPr>
+          <w:ilvl w:val="0"/>
+          <w:numId w:val="30"/>
+        </w:numPr>
+      </w:pPr>
+      <w:r>
+        <w:t xml:space="preserve"> </w:t>
+      </w:r>
+      <w:r>
+        <w:t xml:space="preserve">Microsoft Edge </w:t>
+      </w:r>
+    </w:p>
+    <w:p>
+      <w:pPr>
+        <w:pStyle w:val="Listaszerbekezds"/>
+        <w:numPr>
+          <w:ilvl w:val="0"/>
+          <w:numId w:val="30"/>
+        </w:numPr>
+      </w:pPr>
+      <w:r>
+        <w:t xml:space="preserve">Opera. </w:t>
+      </w:r>
+    </w:p>
+    <w:p>
+      <w:pPr>
+        <w:ind w:firstLine="0"/>
+      </w:pPr>
+      <w:r>
+        <w:t>Más böngészőkben — például Firefoxban vagy Safari</w:t>
       </w:r>
       <w:r>
         <w:softHyphen/>
-        <w:t>ban — előfordulhat, hogy bizonyos funkciók nem, vagy csak korlátozottan működnek. A zökkenőmentes felhasználói élmény érdekében javasoljuk, hogy a ParKing weboldalt Chromium-alapú böngészővel futtassuk.</w:t>
+        <w:t xml:space="preserve">ban — előfordulhat, hogy bizonyos funkciók </w:t>
+      </w:r>
+      <w:r>
+        <w:rPr>
+          <w:b/>
+          <w:bCs/>
+        </w:rPr>
+        <w:t>nem</w:t>
+      </w:r>
+      <w:r>
+        <w:t xml:space="preserve">, vagy csak </w:t>
+      </w:r>
+      <w:r>
+        <w:rPr>
+          <w:b/>
+          <w:bCs/>
+        </w:rPr>
+        <w:t>korlátozottan működnek</w:t>
+      </w:r>
+      <w:r>
+        <w:t xml:space="preserve">. A zökkenőmentes felhasználói élmény érdekében javasoljuk, hogy a </w:t>
+      </w:r>
+      <w:r>
+        <w:rPr>
+          <w:b/>
+          <w:bCs/>
+        </w:rPr>
+        <w:t>ParKing weboldalt Chromium-alapú böngészővel futtassuk</w:t>
+      </w:r>
+      <w:r>
+        <w:t>.</w:t>
       </w:r>
     </w:p>
     <w:p>
@@ -6463,10 +6577,268 @@
     </w:p>
     <w:p>
       <w:pPr>
-        <w:spacing w:line="259" w:lineRule="auto"/>
         <w:ind w:firstLine="0"/>
-        <w:jc w:val="left"/>
-      </w:pPr>
+        <w:rPr>
+          <w:lang w:eastAsia="hu-HU"/>
+        </w:rPr>
+      </w:pPr>
+      <w:r>
+        <w:rPr>
+          <w:lang w:eastAsia="hu-HU"/>
+        </w:rPr>
+        <w:t xml:space="preserve">A </w:t>
+      </w:r>
+      <w:r>
+        <w:rPr>
+          <w:b/>
+          <w:bCs/>
+          <w:lang w:eastAsia="hu-HU"/>
+        </w:rPr>
+        <w:t>ParKing</w:t>
+      </w:r>
+      <w:r>
+        <w:rPr>
+          <w:lang w:eastAsia="hu-HU"/>
+        </w:rPr>
+        <w:t xml:space="preserve"> weboldal</w:t>
+      </w:r>
+      <w:r>
+        <w:rPr>
+          <w:lang w:eastAsia="hu-HU"/>
+        </w:rPr>
+        <w:t>on</w:t>
+      </w:r>
+      <w:r>
+        <w:rPr>
+          <w:lang w:eastAsia="hu-HU"/>
+        </w:rPr>
+        <w:t xml:space="preserve"> még számos fejlesztési lehetőség</w:t>
+      </w:r>
+      <w:r>
+        <w:rPr>
+          <w:lang w:eastAsia="hu-HU"/>
+        </w:rPr>
+        <w:t xml:space="preserve"> szerepel</w:t>
+      </w:r>
+      <w:r>
+        <w:rPr>
+          <w:lang w:eastAsia="hu-HU"/>
+        </w:rPr>
+        <w:t xml:space="preserve">, amelyek tovább javíthatják a felhasználói élményt és a rendszer funkcionalitását. Az egyik ilyen fejlesztés </w:t>
+      </w:r>
+      <w:r>
+        <w:rPr>
+          <w:lang w:eastAsia="hu-HU"/>
+        </w:rPr>
+        <w:t xml:space="preserve">az </w:t>
+      </w:r>
+      <w:r>
+        <w:rPr>
+          <w:b/>
+          <w:bCs/>
+          <w:lang w:eastAsia="hu-HU"/>
+        </w:rPr>
+        <w:t>„Elfelejtett jelszó”</w:t>
+      </w:r>
+      <w:r>
+        <w:rPr>
+          <w:b/>
+          <w:bCs/>
+          <w:lang w:eastAsia="hu-HU"/>
+        </w:rPr>
+        <w:t xml:space="preserve"> opció</w:t>
+      </w:r>
+      <w:r>
+        <w:rPr>
+          <w:lang w:eastAsia="hu-HU"/>
+        </w:rPr>
+        <w:t>. Ez lehetővé tenné, hogy a felhasználók egy e-mail címre küldött megerősítő kód segítségével biztonságosan visszaállítsák a jelszavukat, ha azt elfelejtették.</w:t>
+      </w:r>
+    </w:p>
+    <w:p>
+      <w:pPr>
+        <w:ind w:firstLine="0"/>
+        <w:rPr>
+          <w:lang w:eastAsia="hu-HU"/>
+        </w:rPr>
+      </w:pPr>
+      <w:r>
+        <w:rPr>
+          <w:lang w:eastAsia="hu-HU"/>
+        </w:rPr>
+        <w:t xml:space="preserve">Fontos fejlesztési terület lehet a </w:t>
+      </w:r>
+      <w:r>
+        <w:rPr>
+          <w:b/>
+          <w:bCs/>
+          <w:lang w:eastAsia="hu-HU"/>
+        </w:rPr>
+        <w:t>parkolóhelyek fizetésének teljes körű lebonyolítása</w:t>
+      </w:r>
+      <w:r>
+        <w:rPr>
+          <w:lang w:eastAsia="hu-HU"/>
+        </w:rPr>
+        <w:t xml:space="preserve"> is a weboldalon keresztül. Ehhez szükséges lehet például a számlázási adatok és a számlázási cím megadásának lehetősége, valamint a fizetési folyamat átlátható és biztonságos kialakítása. Egy jól működő online fizetési rendszer jelentősen megkönnyíti a parkolóhelyek foglalását, hiszen a felhasználók egyetlen felületen el tudják intézni a foglalást és a fizetést is.</w:t>
+      </w:r>
+    </w:p>
+    <w:p>
+      <w:pPr>
+        <w:ind w:firstLine="0"/>
+        <w:rPr>
+          <w:lang w:eastAsia="hu-HU"/>
+        </w:rPr>
+      </w:pPr>
+      <w:r>
+        <w:rPr>
+          <w:lang w:eastAsia="hu-HU"/>
+        </w:rPr>
+        <w:t xml:space="preserve">A weboldal továbbfejlesztésének másik fontos iránya a </w:t>
+      </w:r>
+      <w:r>
+        <w:rPr>
+          <w:b/>
+          <w:bCs/>
+          <w:lang w:eastAsia="hu-HU"/>
+        </w:rPr>
+        <w:t>többnyelvű megjelenítés</w:t>
+      </w:r>
+      <w:r>
+        <w:rPr>
+          <w:lang w:eastAsia="hu-HU"/>
+        </w:rPr>
+        <w:t>. Jelenleg sok felhasználó számára előnyös lenne, ha a rendszer nemcsak magyarul, hanem például angolul és németül is elérhető lenne. Ez különösen hasznos lehet külföldi látogatók vagy turisták számára, akik így könnyebben tudnák használni a szolgáltatást. A többnyelvű felület növelheti a weboldal nemzetközi elérhetőségét és a potenciális felhasználók számát is.</w:t>
+      </w:r>
+    </w:p>
+    <w:p>
+      <w:pPr>
+        <w:ind w:firstLine="0"/>
+        <w:rPr>
+          <w:lang w:eastAsia="hu-HU"/>
+        </w:rPr>
+      </w:pPr>
+      <w:r>
+        <w:rPr>
+          <w:lang w:eastAsia="hu-HU"/>
+        </w:rPr>
+        <w:t xml:space="preserve">A szolgáltatás népszerűsítése érdekében érdemes lenne </w:t>
+      </w:r>
+      <w:r>
+        <w:rPr>
+          <w:b/>
+          <w:bCs/>
+          <w:lang w:eastAsia="hu-HU"/>
+        </w:rPr>
+        <w:t>közösségi média felületeket</w:t>
+      </w:r>
+      <w:r>
+        <w:rPr>
+          <w:lang w:eastAsia="hu-HU"/>
+        </w:rPr>
+        <w:t xml:space="preserve"> is létrehozni. Például Facebook, Instagram vagy más platformok segítségével könnyebben elérhetők lennének az érdeklődők, valamint tájékoztatni lehetne a felhasználókat az új funkciókról, akciókról vagy fejlesztésekről. A közösségi média jelenlét segíthet egy aktív felhasználói közösség kialakításában is.</w:t>
+      </w:r>
+    </w:p>
+    <w:p>
+      <w:pPr>
+        <w:ind w:firstLine="0"/>
+        <w:rPr>
+          <w:lang w:eastAsia="hu-HU"/>
+        </w:rPr>
+      </w:pPr>
+      <w:r>
+        <w:rPr>
+          <w:lang w:eastAsia="hu-HU"/>
+        </w:rPr>
+        <w:t xml:space="preserve">A rendszer funkcionalitása tovább bővíthető lenne azzal, hogy </w:t>
+      </w:r>
+      <w:r>
+        <w:rPr>
+          <w:b/>
+          <w:bCs/>
+          <w:lang w:eastAsia="hu-HU"/>
+        </w:rPr>
+        <w:t>több emeletes parkolóházak kezelése</w:t>
+      </w:r>
+      <w:r>
+        <w:rPr>
+          <w:lang w:eastAsia="hu-HU"/>
+        </w:rPr>
+        <w:t xml:space="preserve"> is megoldható legyen a felületen. Ez azt jelentené, hogy a parkolóhelyek nemcsak egy szinten jelennek meg, hanem külön emeletekhez is rendelhetők, ami sokkal pontosabb és átláthatóbb kezelést tesz lehetővé. Emellett fontos lehet az is, hogy a rendszerben </w:t>
+      </w:r>
+      <w:r>
+        <w:rPr>
+          <w:b/>
+          <w:bCs/>
+          <w:lang w:eastAsia="hu-HU"/>
+        </w:rPr>
+        <w:t>könnyen hozzáadhatók legyenek új parkolóhelyek</w:t>
+      </w:r>
+      <w:r>
+        <w:rPr>
+          <w:lang w:eastAsia="hu-HU"/>
+        </w:rPr>
+        <w:t>, így a parkolóház bővítése vagy változása esetén is gyorsan frissíthető az adatbázis.</w:t>
+      </w:r>
+    </w:p>
+    <w:p>
+      <w:pPr>
+        <w:rPr>
+          <w:lang w:eastAsia="hu-HU"/>
+        </w:rPr>
+      </w:pPr>
+      <w:r>
+        <w:rPr>
+          <w:lang w:eastAsia="hu-HU"/>
+        </w:rPr>
+        <w:t xml:space="preserve">Végül egy jelentős fejlesztési lehetőség az lenne, hogy a regisztráció ne csak felhasználók számára legyen elérhető, hanem </w:t>
+      </w:r>
+      <w:r>
+        <w:rPr>
+          <w:b/>
+          <w:bCs/>
+          <w:lang w:eastAsia="hu-HU"/>
+        </w:rPr>
+        <w:t>parkolóház-tulajdonosok számára is</w:t>
+      </w:r>
+      <w:r>
+        <w:rPr>
+          <w:lang w:eastAsia="hu-HU"/>
+        </w:rPr>
+        <w:t xml:space="preserve">. Ebben az esetben a tulajdonosok saját fiókot hozhatnának létre, ahol feltölthetnék a parkolóhelyeiket, kezelhetnék azok elérhetőségét, és kiadhatnák őket a rendszer </w:t>
+      </w:r>
+      <w:r>
+        <w:rPr>
+          <w:lang w:eastAsia="hu-HU"/>
+        </w:rPr>
+        <w:lastRenderedPageBreak/>
+        <w:t>használóinak. Ez a megoldás egyfajta piactérként működhetne, ahol a parkolóhelyek tulajdonosai és a parkolóhelyet kereső felhasználók könnyen egymásra találhatnak.</w:t>
+      </w:r>
+    </w:p>
+    <w:p>
+      <w:pPr>
+        <w:rPr>
+          <w:lang w:eastAsia="hu-HU"/>
+        </w:rPr>
+      </w:pPr>
+      <w:r>
+        <w:rPr>
+          <w:lang w:eastAsia="hu-HU"/>
+        </w:rPr>
+        <w:t>Összességében elmondható, hogy a ParKing weboldal jó alapokra épül, azonban a fent említett fejlesztésekkel még modernebbé, felhasználóbarát</w:t>
+      </w:r>
+      <w:r>
+        <w:rPr>
+          <w:lang w:eastAsia="hu-HU"/>
+        </w:rPr>
+        <w:t>tá</w:t>
+      </w:r>
+      <w:r>
+        <w:rPr>
+          <w:lang w:eastAsia="hu-HU"/>
+        </w:rPr>
+        <w:t xml:space="preserve"> és szélesebb körben használhatóvá válhatna. Ezek az új funkciók nemcsak a felhasználói élményt javítanák, hanem hozzájárulnának a rendszer hosszú távú fejlődéséhez és sikeréhez is.</w:t>
+      </w:r>
       <w:r>
         <w:br w:type="page"/>
       </w:r>
@@ -6735,11 +7107,6 @@
       <w:r>
         <w:t>Regisztrációs oldal (/register)</w:t>
       </w:r>
-    </w:p>
-    <w:p>
-      <w:pPr>
-        <w:ind w:firstLine="0"/>
-      </w:pPr>
     </w:p>
     <w:p>
       <w:pPr>
@@ -6957,6 +7324,9 @@
         <w:ind w:firstLine="0"/>
       </w:pPr>
       <w:r>
+        <w:rPr>
+          <w:noProof/>
+        </w:rPr>
         <w:drawing>
           <wp:anchor distT="0" distB="0" distL="114300" distR="114300" simplePos="0" relativeHeight="251684864" behindDoc="0" locked="0" layoutInCell="1" allowOverlap="1" wp14:anchorId="208740CE" wp14:editId="39BC9145">
             <wp:simplePos x="0" y="0"/>
@@ -7032,6 +7402,9 @@
         <w:jc w:val="center"/>
       </w:pPr>
       <w:r>
+        <w:rPr>
+          <w:noProof/>
+        </w:rPr>
         <w:drawing>
           <wp:anchor distT="0" distB="0" distL="114300" distR="114300" simplePos="0" relativeHeight="251685888" behindDoc="0" locked="0" layoutInCell="1" allowOverlap="1" wp14:anchorId="2413DC55" wp14:editId="0B385810">
             <wp:simplePos x="0" y="0"/>
@@ -7098,6 +7471,9 @@
         <w:jc w:val="center"/>
       </w:pPr>
       <w:r>
+        <w:rPr>
+          <w:noProof/>
+        </w:rPr>
         <w:lastRenderedPageBreak/>
         <w:drawing>
           <wp:anchor distT="0" distB="0" distL="114300" distR="114300" simplePos="0" relativeHeight="251686912" behindDoc="0" locked="0" layoutInCell="1" allowOverlap="1" wp14:anchorId="73004103" wp14:editId="08E44A7A">
@@ -7260,10 +7636,7 @@
         <w:t>GitHub</w:t>
       </w:r>
       <w:r>
-        <w:t xml:space="preserve"> </w:t>
-      </w:r>
-      <w:r>
-        <w:t>felületén kezeltük a teljes forráskódot, itt hoztuk létre és egyesítettük a brancheket, valamint pull requesteken keresztül végeztük a kódellenőrzést. A feladatokhoz kapcsolódó módosításokat itt dokumentáltuk, így a fejlesztési folyamat átlátható és visszakövethető maradt a csapat minden tagja számára.</w:t>
+        <w:t xml:space="preserve"> felületén kezeltük a teljes forráskódot, itt hoztuk létre és egyesítettük a brancheket, valamint pull requesteken keresztül végeztük a kódellenőrzést. A feladatokhoz kapcsolódó módosításokat itt dokumentáltuk, így a fejlesztési folyamat átlátható és visszakövethető maradt a csapat minden tagja számára.</w:t>
       </w:r>
     </w:p>
     <w:p/>
@@ -8349,6 +8722,119 @@
     </w:lvl>
   </w:abstractNum>
   <w:abstractNum w:abstractNumId="9" w15:restartNumberingAfterBreak="0">
+    <w:nsid w:val="274A75ED"/>
+    <w:multiLevelType w:val="hybridMultilevel"/>
+    <w:tmpl w:val="A8D2ED80"/>
+    <w:lvl w:ilvl="0" w:tplc="040E0001">
+      <w:start w:val="1"/>
+      <w:numFmt w:val="bullet"/>
+      <w:lvlText w:val=""/>
+      <w:lvlJc w:val="left"/>
+      <w:pPr>
+        <w:ind w:left="720" w:hanging="360"/>
+      </w:pPr>
+      <w:rPr>
+        <w:rFonts w:ascii="Symbol" w:hAnsi="Symbol" w:hint="default"/>
+      </w:rPr>
+    </w:lvl>
+    <w:lvl w:ilvl="1" w:tplc="040E0003" w:tentative="1">
+      <w:start w:val="1"/>
+      <w:numFmt w:val="bullet"/>
+      <w:lvlText w:val="o"/>
+      <w:lvlJc w:val="left"/>
+      <w:pPr>
+        <w:ind w:left="1440" w:hanging="360"/>
+      </w:pPr>
+      <w:rPr>
+        <w:rFonts w:ascii="Courier New" w:hAnsi="Courier New" w:cs="Courier New" w:hint="default"/>
+      </w:rPr>
+    </w:lvl>
+    <w:lvl w:ilvl="2" w:tplc="040E0005" w:tentative="1">
+      <w:start w:val="1"/>
+      <w:numFmt w:val="bullet"/>
+      <w:lvlText w:val=""/>
+      <w:lvlJc w:val="left"/>
+      <w:pPr>
+        <w:ind w:left="2160" w:hanging="360"/>
+      </w:pPr>
+      <w:rPr>
+        <w:rFonts w:ascii="Wingdings" w:hAnsi="Wingdings" w:hint="default"/>
+      </w:rPr>
+    </w:lvl>
+    <w:lvl w:ilvl="3" w:tplc="040E0001" w:tentative="1">
+      <w:start w:val="1"/>
+      <w:numFmt w:val="bullet"/>
+      <w:lvlText w:val=""/>
+      <w:lvlJc w:val="left"/>
+      <w:pPr>
+        <w:ind w:left="2880" w:hanging="360"/>
+      </w:pPr>
+      <w:rPr>
+        <w:rFonts w:ascii="Symbol" w:hAnsi="Symbol" w:hint="default"/>
+      </w:rPr>
+    </w:lvl>
+    <w:lvl w:ilvl="4" w:tplc="040E0003" w:tentative="1">
+      <w:start w:val="1"/>
+      <w:numFmt w:val="bullet"/>
+      <w:lvlText w:val="o"/>
+      <w:lvlJc w:val="left"/>
+      <w:pPr>
+        <w:ind w:left="3600" w:hanging="360"/>
+      </w:pPr>
+      <w:rPr>
+        <w:rFonts w:ascii="Courier New" w:hAnsi="Courier New" w:cs="Courier New" w:hint="default"/>
+      </w:rPr>
+    </w:lvl>
+    <w:lvl w:ilvl="5" w:tplc="040E0005" w:tentative="1">
+      <w:start w:val="1"/>
+      <w:numFmt w:val="bullet"/>
+      <w:lvlText w:val=""/>
+      <w:lvlJc w:val="left"/>
+      <w:pPr>
+        <w:ind w:left="4320" w:hanging="360"/>
+      </w:pPr>
+      <w:rPr>
+        <w:rFonts w:ascii="Wingdings" w:hAnsi="Wingdings" w:hint="default"/>
+      </w:rPr>
+    </w:lvl>
+    <w:lvl w:ilvl="6" w:tplc="040E0001" w:tentative="1">
+      <w:start w:val="1"/>
+      <w:numFmt w:val="bullet"/>
+      <w:lvlText w:val=""/>
+      <w:lvlJc w:val="left"/>
+      <w:pPr>
+        <w:ind w:left="5040" w:hanging="360"/>
+      </w:pPr>
+      <w:rPr>
+        <w:rFonts w:ascii="Symbol" w:hAnsi="Symbol" w:hint="default"/>
+      </w:rPr>
+    </w:lvl>
+    <w:lvl w:ilvl="7" w:tplc="040E0003" w:tentative="1">
+      <w:start w:val="1"/>
+      <w:numFmt w:val="bullet"/>
+      <w:lvlText w:val="o"/>
+      <w:lvlJc w:val="left"/>
+      <w:pPr>
+        <w:ind w:left="5760" w:hanging="360"/>
+      </w:pPr>
+      <w:rPr>
+        <w:rFonts w:ascii="Courier New" w:hAnsi="Courier New" w:cs="Courier New" w:hint="default"/>
+      </w:rPr>
+    </w:lvl>
+    <w:lvl w:ilvl="8" w:tplc="040E0005" w:tentative="1">
+      <w:start w:val="1"/>
+      <w:numFmt w:val="bullet"/>
+      <w:lvlText w:val=""/>
+      <w:lvlJc w:val="left"/>
+      <w:pPr>
+        <w:ind w:left="6480" w:hanging="360"/>
+      </w:pPr>
+      <w:rPr>
+        <w:rFonts w:ascii="Wingdings" w:hAnsi="Wingdings" w:hint="default"/>
+      </w:rPr>
+    </w:lvl>
+  </w:abstractNum>
+  <w:abstractNum w:abstractNumId="10" w15:restartNumberingAfterBreak="0">
     <w:nsid w:val="2A331AC3"/>
     <w:multiLevelType w:val="hybridMultilevel"/>
     <w:tmpl w:val="B8F64036"/>
@@ -8461,7 +8947,7 @@
       </w:rPr>
     </w:lvl>
   </w:abstractNum>
-  <w:abstractNum w:abstractNumId="10" w15:restartNumberingAfterBreak="0">
+  <w:abstractNum w:abstractNumId="11" w15:restartNumberingAfterBreak="0">
     <w:nsid w:val="2E843FB8"/>
     <w:multiLevelType w:val="hybridMultilevel"/>
     <w:tmpl w:val="83C0F812"/>
@@ -8574,7 +9060,7 @@
       </w:rPr>
     </w:lvl>
   </w:abstractNum>
-  <w:abstractNum w:abstractNumId="11" w15:restartNumberingAfterBreak="0">
+  <w:abstractNum w:abstractNumId="12" w15:restartNumberingAfterBreak="0">
     <w:nsid w:val="303B7C89"/>
     <w:multiLevelType w:val="hybridMultilevel"/>
     <w:tmpl w:val="96C0F346"/>
@@ -8660,7 +9146,7 @@
       </w:pPr>
     </w:lvl>
   </w:abstractNum>
-  <w:abstractNum w:abstractNumId="12" w15:restartNumberingAfterBreak="0">
+  <w:abstractNum w:abstractNumId="13" w15:restartNumberingAfterBreak="0">
     <w:nsid w:val="32E53002"/>
     <w:multiLevelType w:val="multilevel"/>
     <w:tmpl w:val="D3DAF240"/>
@@ -8809,7 +9295,7 @@
       </w:rPr>
     </w:lvl>
   </w:abstractNum>
-  <w:abstractNum w:abstractNumId="13" w15:restartNumberingAfterBreak="0">
+  <w:abstractNum w:abstractNumId="14" w15:restartNumberingAfterBreak="0">
     <w:nsid w:val="3C2E6BA2"/>
     <w:multiLevelType w:val="hybridMultilevel"/>
     <w:tmpl w:val="CA62C13E"/>
@@ -8922,7 +9408,7 @@
       </w:rPr>
     </w:lvl>
   </w:abstractNum>
-  <w:abstractNum w:abstractNumId="14" w15:restartNumberingAfterBreak="0">
+  <w:abstractNum w:abstractNumId="15" w15:restartNumberingAfterBreak="0">
     <w:nsid w:val="44E71EFC"/>
     <w:multiLevelType w:val="hybridMultilevel"/>
     <w:tmpl w:val="5F245F7C"/>
@@ -9035,7 +9521,7 @@
       </w:rPr>
     </w:lvl>
   </w:abstractNum>
-  <w:abstractNum w:abstractNumId="15" w15:restartNumberingAfterBreak="0">
+  <w:abstractNum w:abstractNumId="16" w15:restartNumberingAfterBreak="0">
     <w:nsid w:val="4FB633E4"/>
     <w:multiLevelType w:val="hybridMultilevel"/>
     <w:tmpl w:val="DA6288F0"/>
@@ -9148,7 +9634,7 @@
       </w:rPr>
     </w:lvl>
   </w:abstractNum>
-  <w:abstractNum w:abstractNumId="16" w15:restartNumberingAfterBreak="0">
+  <w:abstractNum w:abstractNumId="17" w15:restartNumberingAfterBreak="0">
     <w:nsid w:val="571A56D7"/>
     <w:multiLevelType w:val="hybridMultilevel"/>
     <w:tmpl w:val="09CAD69E"/>
@@ -9261,7 +9747,7 @@
       </w:rPr>
     </w:lvl>
   </w:abstractNum>
-  <w:abstractNum w:abstractNumId="17" w15:restartNumberingAfterBreak="0">
+  <w:abstractNum w:abstractNumId="18" w15:restartNumberingAfterBreak="0">
     <w:nsid w:val="59EA1D38"/>
     <w:multiLevelType w:val="multilevel"/>
     <w:tmpl w:val="5ED6A1E4"/>
@@ -9383,7 +9869,7 @@
       </w:rPr>
     </w:lvl>
   </w:abstractNum>
-  <w:abstractNum w:abstractNumId="18" w15:restartNumberingAfterBreak="0">
+  <w:abstractNum w:abstractNumId="19" w15:restartNumberingAfterBreak="0">
     <w:nsid w:val="5D763B47"/>
     <w:multiLevelType w:val="hybridMultilevel"/>
     <w:tmpl w:val="98DA5316"/>
@@ -9496,7 +9982,7 @@
       </w:rPr>
     </w:lvl>
   </w:abstractNum>
-  <w:abstractNum w:abstractNumId="19" w15:restartNumberingAfterBreak="0">
+  <w:abstractNum w:abstractNumId="20" w15:restartNumberingAfterBreak="0">
     <w:nsid w:val="5D927A8C"/>
     <w:multiLevelType w:val="hybridMultilevel"/>
     <w:tmpl w:val="5A9228B4"/>
@@ -9582,7 +10068,7 @@
       </w:pPr>
     </w:lvl>
   </w:abstractNum>
-  <w:abstractNum w:abstractNumId="20" w15:restartNumberingAfterBreak="0">
+  <w:abstractNum w:abstractNumId="21" w15:restartNumberingAfterBreak="0">
     <w:nsid w:val="606A07EF"/>
     <w:multiLevelType w:val="hybridMultilevel"/>
     <w:tmpl w:val="65F02C18"/>
@@ -9695,7 +10181,7 @@
       </w:rPr>
     </w:lvl>
   </w:abstractNum>
-  <w:abstractNum w:abstractNumId="21" w15:restartNumberingAfterBreak="0">
+  <w:abstractNum w:abstractNumId="22" w15:restartNumberingAfterBreak="0">
     <w:nsid w:val="61FB143C"/>
     <w:multiLevelType w:val="hybridMultilevel"/>
     <w:tmpl w:val="0F988D58"/>
@@ -9808,7 +10294,7 @@
       </w:rPr>
     </w:lvl>
   </w:abstractNum>
-  <w:abstractNum w:abstractNumId="22" w15:restartNumberingAfterBreak="0">
+  <w:abstractNum w:abstractNumId="23" w15:restartNumberingAfterBreak="0">
     <w:nsid w:val="66272C54"/>
     <w:multiLevelType w:val="hybridMultilevel"/>
     <w:tmpl w:val="C116E110"/>
@@ -9921,7 +10407,7 @@
       </w:rPr>
     </w:lvl>
   </w:abstractNum>
-  <w:abstractNum w:abstractNumId="23" w15:restartNumberingAfterBreak="0">
+  <w:abstractNum w:abstractNumId="24" w15:restartNumberingAfterBreak="0">
     <w:nsid w:val="66884204"/>
     <w:multiLevelType w:val="hybridMultilevel"/>
     <w:tmpl w:val="E954F7C0"/>
@@ -10034,7 +10520,7 @@
       </w:rPr>
     </w:lvl>
   </w:abstractNum>
-  <w:abstractNum w:abstractNumId="24" w15:restartNumberingAfterBreak="0">
+  <w:abstractNum w:abstractNumId="25" w15:restartNumberingAfterBreak="0">
     <w:nsid w:val="6A9D4985"/>
     <w:multiLevelType w:val="hybridMultilevel"/>
     <w:tmpl w:val="50AADEA4"/>
@@ -10147,7 +10633,7 @@
       </w:rPr>
     </w:lvl>
   </w:abstractNum>
-  <w:abstractNum w:abstractNumId="25" w15:restartNumberingAfterBreak="0">
+  <w:abstractNum w:abstractNumId="26" w15:restartNumberingAfterBreak="0">
     <w:nsid w:val="6B0A2F49"/>
     <w:multiLevelType w:val="hybridMultilevel"/>
     <w:tmpl w:val="F9C0C36C"/>
@@ -10260,7 +10746,7 @@
       </w:rPr>
     </w:lvl>
   </w:abstractNum>
-  <w:abstractNum w:abstractNumId="26" w15:restartNumberingAfterBreak="0">
+  <w:abstractNum w:abstractNumId="27" w15:restartNumberingAfterBreak="0">
     <w:nsid w:val="6C3151AF"/>
     <w:multiLevelType w:val="hybridMultilevel"/>
     <w:tmpl w:val="A566AC64"/>
@@ -10373,7 +10859,7 @@
       </w:rPr>
     </w:lvl>
   </w:abstractNum>
-  <w:abstractNum w:abstractNumId="27" w15:restartNumberingAfterBreak="0">
+  <w:abstractNum w:abstractNumId="28" w15:restartNumberingAfterBreak="0">
     <w:nsid w:val="6DB04A8B"/>
     <w:multiLevelType w:val="hybridMultilevel"/>
     <w:tmpl w:val="F2180C16"/>
@@ -10459,7 +10945,7 @@
       </w:pPr>
     </w:lvl>
   </w:abstractNum>
-  <w:abstractNum w:abstractNumId="28" w15:restartNumberingAfterBreak="0">
+  <w:abstractNum w:abstractNumId="29" w15:restartNumberingAfterBreak="0">
     <w:nsid w:val="726E288C"/>
     <w:multiLevelType w:val="hybridMultilevel"/>
     <w:tmpl w:val="35B48370"/>
@@ -10573,58 +11059,58 @@
     </w:lvl>
   </w:abstractNum>
   <w:num w:numId="1">
-    <w:abstractNumId w:val="17"/>
+    <w:abstractNumId w:val="18"/>
   </w:num>
   <w:num w:numId="2">
     <w:abstractNumId w:val="2"/>
   </w:num>
   <w:num w:numId="3">
-    <w:abstractNumId w:val="15"/>
+    <w:abstractNumId w:val="16"/>
   </w:num>
   <w:num w:numId="4">
-    <w:abstractNumId w:val="12"/>
+    <w:abstractNumId w:val="13"/>
   </w:num>
   <w:num w:numId="5">
     <w:abstractNumId w:val="6"/>
   </w:num>
   <w:num w:numId="6">
-    <w:abstractNumId w:val="27"/>
+    <w:abstractNumId w:val="28"/>
   </w:num>
   <w:num w:numId="7">
     <w:abstractNumId w:val="4"/>
   </w:num>
   <w:num w:numId="8">
-    <w:abstractNumId w:val="10"/>
+    <w:abstractNumId w:val="11"/>
   </w:num>
   <w:num w:numId="9">
-    <w:abstractNumId w:val="16"/>
+    <w:abstractNumId w:val="17"/>
   </w:num>
   <w:num w:numId="10">
-    <w:abstractNumId w:val="22"/>
+    <w:abstractNumId w:val="23"/>
   </w:num>
   <w:num w:numId="11">
-    <w:abstractNumId w:val="19"/>
+    <w:abstractNumId w:val="20"/>
   </w:num>
   <w:num w:numId="12">
-    <w:abstractNumId w:val="11"/>
+    <w:abstractNumId w:val="12"/>
   </w:num>
   <w:num w:numId="13">
-    <w:abstractNumId w:val="24"/>
+    <w:abstractNumId w:val="25"/>
   </w:num>
   <w:num w:numId="14">
     <w:abstractNumId w:val="0"/>
   </w:num>
   <w:num w:numId="15">
-    <w:abstractNumId w:val="23"/>
+    <w:abstractNumId w:val="24"/>
   </w:num>
   <w:num w:numId="16">
-    <w:abstractNumId w:val="25"/>
+    <w:abstractNumId w:val="26"/>
   </w:num>
   <w:num w:numId="17">
-    <w:abstractNumId w:val="21"/>
+    <w:abstractNumId w:val="22"/>
   </w:num>
   <w:num w:numId="18">
-    <w:abstractNumId w:val="13"/>
+    <w:abstractNumId w:val="14"/>
   </w:num>
   <w:num w:numId="19">
     <w:abstractNumId w:val="3"/>
@@ -10636,28 +11122,31 @@
     <w:abstractNumId w:val="5"/>
   </w:num>
   <w:num w:numId="22">
-    <w:abstractNumId w:val="26"/>
+    <w:abstractNumId w:val="27"/>
   </w:num>
   <w:num w:numId="23">
-    <w:abstractNumId w:val="28"/>
+    <w:abstractNumId w:val="29"/>
   </w:num>
   <w:num w:numId="24">
-    <w:abstractNumId w:val="18"/>
+    <w:abstractNumId w:val="19"/>
   </w:num>
   <w:num w:numId="25">
-    <w:abstractNumId w:val="9"/>
+    <w:abstractNumId w:val="10"/>
   </w:num>
   <w:num w:numId="26">
     <w:abstractNumId w:val="7"/>
   </w:num>
   <w:num w:numId="27">
-    <w:abstractNumId w:val="20"/>
+    <w:abstractNumId w:val="21"/>
   </w:num>
   <w:num w:numId="28">
-    <w:abstractNumId w:val="14"/>
+    <w:abstractNumId w:val="15"/>
   </w:num>
   <w:num w:numId="29">
     <w:abstractNumId w:val="1"/>
+  </w:num>
+  <w:num w:numId="30">
+    <w:abstractNumId w:val="9"/>
   </w:num>
 </w:numbering>
 </file>
@@ -11309,6 +11798,7 @@
   <w:style w:type="character" w:default="1" w:styleId="Bekezdsalapbettpusa">
     <w:name w:val="Default Paragraph Font"/>
     <w:uiPriority w:val="1"/>
+    <w:semiHidden/>
     <w:unhideWhenUsed/>
   </w:style>
   <w:style w:type="table" w:default="1" w:styleId="Normltblzat">

--- a/Dokumentáció/Fejlesztoisablon.docx
+++ b/Dokumentáció/Fejlesztoisablon.docx
@@ -6646,13 +6646,67 @@
           <w:bCs/>
           <w:lang w:eastAsia="hu-HU"/>
         </w:rPr>
-        <w:t xml:space="preserve"> opció</w:t>
-      </w:r>
-      <w:r>
-        <w:rPr>
-          <w:lang w:eastAsia="hu-HU"/>
-        </w:rPr>
-        <w:t>. Ez lehetővé tenné, hogy a felhasználók egy e-mail címre küldött megerősítő kód segítségével biztonságosan visszaállítsák a jelszavukat, ha azt elfelejtették.</w:t>
+        <w:t xml:space="preserve"> </w:t>
+      </w:r>
+      <w:r>
+        <w:rPr>
+          <w:lang w:eastAsia="hu-HU"/>
+        </w:rPr>
+        <w:t>opció</w:t>
+      </w:r>
+      <w:r>
+        <w:rPr>
+          <w:lang w:eastAsia="hu-HU"/>
+        </w:rPr>
+        <w:t>.</w:t>
+      </w:r>
+      <w:r>
+        <w:rPr>
+          <w:lang w:eastAsia="hu-HU"/>
+        </w:rPr>
+        <w:t xml:space="preserve"> Ez lehetővé tenné, hogy a felhasználó egy e-mail címre küldött megerősítő kód segítségével biztonságosan visszaállí</w:t>
+      </w:r>
+      <w:r>
+        <w:rPr>
+          <w:lang w:eastAsia="hu-HU"/>
+        </w:rPr>
+        <w:t>tsa</w:t>
+      </w:r>
+      <w:r>
+        <w:rPr>
+          <w:lang w:eastAsia="hu-HU"/>
+        </w:rPr>
+        <w:t xml:space="preserve"> a jelszav</w:t>
+      </w:r>
+      <w:r>
+        <w:rPr>
+          <w:lang w:eastAsia="hu-HU"/>
+        </w:rPr>
+        <w:t>át</w:t>
+      </w:r>
+      <w:r>
+        <w:rPr>
+          <w:lang w:eastAsia="hu-HU"/>
+        </w:rPr>
+        <w:t>, ha azt elfelejtett</w:t>
+      </w:r>
+      <w:r>
+        <w:rPr>
+          <w:lang w:eastAsia="hu-HU"/>
+        </w:rPr>
+        <w:t>e</w:t>
+      </w:r>
+      <w:r>
+        <w:rPr>
+          <w:lang w:eastAsia="hu-HU"/>
+        </w:rPr>
+        <w:t>.</w:t>
+      </w:r>
+      <w:r>
+        <w:rPr>
+          <w:lang w:eastAsia="hu-HU"/>
+        </w:rPr>
+        <w:t xml:space="preserve"> Jelenleg egy felugró ablak jelzi, hogy hamarosan felveszik a fejlesztők a kapocslatot, miután az email címét megadta a felhasználó.</w:t>
       </w:r>
     </w:p>
     <w:p>
@@ -6680,7 +6734,7 @@
         <w:rPr>
           <w:lang w:eastAsia="hu-HU"/>
         </w:rPr>
-        <w:t xml:space="preserve"> is a weboldalon keresztül. Ehhez szükséges lehet például a számlázási adatok és a számlázási cím megadásának lehetősége, valamint a fizetési folyamat átlátható és biztonságos kialakítása. Egy jól működő online fizetési rendszer jelentősen megkönnyíti a parkolóhelyek foglalását, hiszen a felhasználók egyetlen felületen el tudják intézni a foglalást és a fizetést is.</w:t>
+        <w:t xml:space="preserve"> is a weboldalon keresztül. Ehhez szükséges lehet például a számlázási adatok és a számlázási cím megadásának lehetősége, valamint a fizetési folyamat átlátható és biztonságos kialakítása.</w:t>
       </w:r>
     </w:p>
     <w:p>
@@ -6708,7 +6762,55 @@
         <w:rPr>
           <w:lang w:eastAsia="hu-HU"/>
         </w:rPr>
-        <w:t>. Jelenleg sok felhasználó számára előnyös lenne, ha a rendszer nemcsak magyarul, hanem például angolul és németül is elérhető lenne. Ez különösen hasznos lehet külföldi látogatók vagy turisták számára, akik így könnyebben tudnák használni a szolgáltatást. A többnyelvű felület növelheti a weboldal nemzetközi elérhetőségét és a potenciális felhasználók számát is.</w:t>
+        <w:t>.</w:t>
+      </w:r>
+      <w:r>
+        <w:rPr>
+          <w:lang w:eastAsia="hu-HU"/>
+        </w:rPr>
+        <w:t xml:space="preserve"> Néhány </w:t>
+      </w:r>
+      <w:r>
+        <w:rPr>
+          <w:lang w:eastAsia="hu-HU"/>
+        </w:rPr>
+        <w:t>felhasználó számára előnyös lenne, ha a rendszer nemcsak magyarul, hanem például angolul</w:t>
+      </w:r>
+      <w:r>
+        <w:rPr>
+          <w:lang w:eastAsia="hu-HU"/>
+        </w:rPr>
+        <w:t>,</w:t>
+      </w:r>
+      <w:r>
+        <w:rPr>
+          <w:lang w:eastAsia="hu-HU"/>
+        </w:rPr>
+        <w:t xml:space="preserve"> németül</w:t>
+      </w:r>
+      <w:r>
+        <w:rPr>
+          <w:lang w:eastAsia="hu-HU"/>
+        </w:rPr>
+        <w:t xml:space="preserve">, vagy más egyéb nyelveken </w:t>
+      </w:r>
+      <w:r>
+        <w:rPr>
+          <w:lang w:eastAsia="hu-HU"/>
+        </w:rPr>
+        <w:t xml:space="preserve">is elérhető lenne. Ez különösen hasznos lehet külföldi </w:t>
+      </w:r>
+      <w:r>
+        <w:rPr>
+          <w:lang w:eastAsia="hu-HU"/>
+        </w:rPr>
+        <w:t>személyek</w:t>
+      </w:r>
+      <w:r>
+        <w:rPr>
+          <w:lang w:eastAsia="hu-HU"/>
+        </w:rPr>
+        <w:t xml:space="preserve"> számára, akik így könnyebben tudnák használni a szolgáltatást. A többnyelvű felület növelheti a weboldal nemzetközi elérhetőségét és a potenciális felhasználók számát is.</w:t>
       </w:r>
     </w:p>
     <w:p>
@@ -6736,7 +6838,7 @@
         <w:rPr>
           <w:lang w:eastAsia="hu-HU"/>
         </w:rPr>
-        <w:t xml:space="preserve"> is létrehozni. Például Facebook, Instagram vagy más platformok segítségével könnyebben elérhetők lennének az érdeklődők, valamint tájékoztatni lehetne a felhasználókat az új funkciókról, akciókról vagy fejlesztésekről. A közösségi média jelenlét segíthet egy aktív felhasználói közösség kialakításában is.</w:t>
+        <w:t xml:space="preserve"> is létrehozni. Például Facebook, Instagram vagy más platformok segítségével könnyebben elérhetők lennének az érdeklődők, valamint tájékoztatni lehetne a felhasználókat az új funkciókról, akciókról vagy fejlesztésekről.</w:t>
       </w:r>
     </w:p>
     <w:p>
@@ -6750,47 +6852,6 @@
         <w:rPr>
           <w:lang w:eastAsia="hu-HU"/>
         </w:rPr>
-        <w:t xml:space="preserve">A rendszer funkcionalitása tovább bővíthető lenne azzal, hogy </w:t>
-      </w:r>
-      <w:r>
-        <w:rPr>
-          <w:b/>
-          <w:bCs/>
-          <w:lang w:eastAsia="hu-HU"/>
-        </w:rPr>
-        <w:t>több emeletes parkolóházak kezelése</w:t>
-      </w:r>
-      <w:r>
-        <w:rPr>
-          <w:lang w:eastAsia="hu-HU"/>
-        </w:rPr>
-        <w:t xml:space="preserve"> is megoldható legyen a felületen. Ez azt jelentené, hogy a parkolóhelyek nemcsak egy szinten jelennek meg, hanem külön emeletekhez is rendelhetők, ami sokkal pontosabb és átláthatóbb kezelést tesz lehetővé. Emellett fontos lehet az is, hogy a rendszerben </w:t>
-      </w:r>
-      <w:r>
-        <w:rPr>
-          <w:b/>
-          <w:bCs/>
-          <w:lang w:eastAsia="hu-HU"/>
-        </w:rPr>
-        <w:t>könnyen hozzáadhatók legyenek új parkolóhelyek</w:t>
-      </w:r>
-      <w:r>
-        <w:rPr>
-          <w:lang w:eastAsia="hu-HU"/>
-        </w:rPr>
-        <w:t>, így a parkolóház bővítése vagy változása esetén is gyorsan frissíthető az adatbázis.</w:t>
-      </w:r>
-    </w:p>
-    <w:p>
-      <w:pPr>
-        <w:rPr>
-          <w:lang w:eastAsia="hu-HU"/>
-        </w:rPr>
-      </w:pPr>
-      <w:r>
-        <w:rPr>
-          <w:lang w:eastAsia="hu-HU"/>
-        </w:rPr>
         <w:t xml:space="preserve">Végül egy jelentős fejlesztési lehetőség az lenne, hogy a regisztráció ne csak felhasználók számára legyen elérhető, hanem </w:t>
       </w:r>
       <w:r>
@@ -6805,39 +6866,7 @@
         <w:rPr>
           <w:lang w:eastAsia="hu-HU"/>
         </w:rPr>
-        <w:t xml:space="preserve">. Ebben az esetben a tulajdonosok saját fiókot hozhatnának létre, ahol feltölthetnék a parkolóhelyeiket, kezelhetnék azok elérhetőségét, és kiadhatnák őket a rendszer </w:t>
-      </w:r>
-      <w:r>
-        <w:rPr>
-          <w:lang w:eastAsia="hu-HU"/>
-        </w:rPr>
-        <w:lastRenderedPageBreak/>
-        <w:t>használóinak. Ez a megoldás egyfajta piactérként működhetne, ahol a parkolóhelyek tulajdonosai és a parkolóhelyet kereső felhasználók könnyen egymásra találhatnak.</w:t>
-      </w:r>
-    </w:p>
-    <w:p>
-      <w:pPr>
-        <w:rPr>
-          <w:lang w:eastAsia="hu-HU"/>
-        </w:rPr>
-      </w:pPr>
-      <w:r>
-        <w:rPr>
-          <w:lang w:eastAsia="hu-HU"/>
-        </w:rPr>
-        <w:t>Összességében elmondható, hogy a ParKing weboldal jó alapokra épül, azonban a fent említett fejlesztésekkel még modernebbé, felhasználóbarát</w:t>
-      </w:r>
-      <w:r>
-        <w:rPr>
-          <w:lang w:eastAsia="hu-HU"/>
-        </w:rPr>
-        <w:t>tá</w:t>
-      </w:r>
-      <w:r>
-        <w:rPr>
-          <w:lang w:eastAsia="hu-HU"/>
-        </w:rPr>
-        <w:t xml:space="preserve"> és szélesebb körben használhatóvá válhatna. Ezek az új funkciók nemcsak a felhasználói élményt javítanák, hanem hozzájárulnának a rendszer hosszú távú fejlődéséhez és sikeréhez is.</w:t>
+        <w:t>. Ebben az esetben a tulajdonosok saját fiókot hozhatnának létre, ahol feltölthetnék a parkolóhelyeiket, kezelhetnék azok elérhetőségét, és kiadhatnák őket a rendszer használóinak. Ez a megoldás egyfajta piactérként működhetne, ahol a parkolóhelyek tulajdonosai és a parkolóhelyet kereső felhasználók könnyen egymásra találhatnak.</w:t>
       </w:r>
       <w:r>
         <w:br w:type="page"/>
